--- a/data/outputs/v2/Grade11/Biology/Quizzes/SS2.1_Reproduction_in_Plants/Biology_G11_SS2.1_Reproduction_in_Plants_L4_AnswerKey.docx
+++ b/data/outputs/v2/Grade11/Biology/Quizzes/SS2.1_Reproduction_in_Plants/Biology_G11_SS2.1_Reproduction_in_Plants_L4_AnswerKey.docx
@@ -1405,7 +1405,7 @@
         </w:rPr>
         <w:t xml:space="preserve">© 2026 SeaVuria and ARES. Aligned with KICD objectives. Developed by SeaVuria; technical implementation by ARES (with AI assistance from Claude). Licensed under </w:t>
       </w:r>
-      <w:hyperlink w:history="1" r:id="rIdo288mi9ssru36karenks4">
+      <w:hyperlink w:history="1" r:id="rId7oemohbb9_5ibizg-bktj">
         <w:r>
           <w:rPr>
             <w:rFonts w:ascii="Arial" w:cs="Arial" w:eastAsia="Arial" w:hAnsi="Arial"/>
@@ -1426,7 +1426,7 @@
         </w:rPr>
         <w:t xml:space="preserve"> (</w:t>
       </w:r>
-      <w:hyperlink w:history="1" r:id="rIdjxzqzx01s7cnwkfvqoc-f">
+      <w:hyperlink w:history="1" r:id="rIdyjsahfrkfcx2pngvgiug0">
         <w:r>
           <w:rPr>
             <w:rFonts w:ascii="Arial" w:cs="Arial" w:eastAsia="Arial" w:hAnsi="Arial"/>

--- a/data/outputs/v2/Grade11/Biology/Quizzes/SS2.1_Reproduction_in_Plants/Biology_G11_SS2.1_Reproduction_in_Plants_L4_AnswerKey.docx
+++ b/data/outputs/v2/Grade11/Biology/Quizzes/SS2.1_Reproduction_in_Plants/Biology_G11_SS2.1_Reproduction_in_Plants_L4_AnswerKey.docx
@@ -1405,7 +1405,7 @@
         </w:rPr>
         <w:t xml:space="preserve">© 2026 SeaVuria and ARES. Aligned with KICD objectives. Developed by SeaVuria; technical implementation by ARES (with AI assistance from Claude). Licensed under </w:t>
       </w:r>
-      <w:hyperlink w:history="1" r:id="rId7oemohbb9_5ibizg-bktj">
+      <w:hyperlink w:history="1" r:id="rIdpz11n3fkhx9mkt9iuabg_">
         <w:r>
           <w:rPr>
             <w:rFonts w:ascii="Arial" w:cs="Arial" w:eastAsia="Arial" w:hAnsi="Arial"/>
@@ -1426,7 +1426,7 @@
         </w:rPr>
         <w:t xml:space="preserve"> (</w:t>
       </w:r>
-      <w:hyperlink w:history="1" r:id="rIdyjsahfrkfcx2pngvgiug0">
+      <w:hyperlink w:history="1" r:id="rIdryf9l_8pspqzibry6s4vv">
         <w:r>
           <w:rPr>
             <w:rFonts w:ascii="Arial" w:cs="Arial" w:eastAsia="Arial" w:hAnsi="Arial"/>

--- a/data/outputs/v2/Grade11/Biology/Quizzes/SS2.1_Reproduction_in_Plants/Biology_G11_SS2.1_Reproduction_in_Plants_L4_AnswerKey.docx
+++ b/data/outputs/v2/Grade11/Biology/Quizzes/SS2.1_Reproduction_in_Plants/Biology_G11_SS2.1_Reproduction_in_Plants_L4_AnswerKey.docx
@@ -1405,7 +1405,7 @@
         </w:rPr>
         <w:t xml:space="preserve">© 2026 SeaVuria and ARES. Aligned with KICD objectives. Developed by SeaVuria; technical implementation by ARES (with AI assistance from Claude). Licensed under </w:t>
       </w:r>
-      <w:hyperlink w:history="1" r:id="rIdpz11n3fkhx9mkt9iuabg_">
+      <w:hyperlink w:history="1" r:id="rIdvfwtf2ewsbbqi97gre5w0">
         <w:r>
           <w:rPr>
             <w:rFonts w:ascii="Arial" w:cs="Arial" w:eastAsia="Arial" w:hAnsi="Arial"/>
@@ -1426,7 +1426,7 @@
         </w:rPr>
         <w:t xml:space="preserve"> (</w:t>
       </w:r>
-      <w:hyperlink w:history="1" r:id="rIdryf9l_8pspqzibry6s4vv">
+      <w:hyperlink w:history="1" r:id="rIdjjelhuisq11qkqymlox-l">
         <w:r>
           <w:rPr>
             <w:rFonts w:ascii="Arial" w:cs="Arial" w:eastAsia="Arial" w:hAnsi="Arial"/>
